--- a/docs/Projektbeschreibung.docx
+++ b/docs/Projektbeschreibung.docx
@@ -652,55 +652,55 @@
         <w:pStyle w:val="Heading1"/>
       </w:pPr>
       <w:r>
-        <w:t xml:space="preserve">Firmware (geplant)</w:t>
-      </w:r>
-    </w:p>
-    <w:p>
-      <w:pPr>
-        <w:pStyle w:val="ListParagraph"/>
-        <w:numPr>
-          <w:ilvl w:val="0"/>
-          <w:numId w:val="2"/>
-        </w:numPr>
-      </w:pPr>
-      <w:r>
-        <w:t xml:space="preserve">CRSF als einziges Protokoll, busfaehig ueber die UART-Anschluesse (Eingang plus Weiterleitung zum naechsten Modul).</w:t>
-      </w:r>
-    </w:p>
-    <w:p>
-      <w:pPr>
-        <w:pStyle w:val="ListParagraph"/>
-        <w:numPr>
-          <w:ilvl w:val="0"/>
-          <w:numId w:val="2"/>
-        </w:numPr>
-      </w:pPr>
-      <w:r>
-        <w:t xml:space="preserve">Gemeinsame CRSF-Bibliothek als Kopie im Projekt (firmware/lib), keine externe Abhaengigkeit.</w:t>
-      </w:r>
-    </w:p>
-    <w:p>
-      <w:pPr>
-        <w:pStyle w:val="ListParagraph"/>
-        <w:numPr>
-          <w:ilvl w:val="0"/>
-          <w:numId w:val="2"/>
-        </w:numPr>
-      </w:pPr>
-      <w:r>
-        <w:t xml:space="preserve">Einstellung der Adresse und Parameter ueber CRSF-Parameter (Lua am Sender) und Web-UI.</w:t>
-      </w:r>
-    </w:p>
-    <w:p>
-      <w:pPr>
-        <w:pStyle w:val="ListParagraph"/>
-        <w:numPr>
-          <w:ilvl w:val="0"/>
-          <w:numId w:val="2"/>
-        </w:numPr>
-      </w:pPr>
-      <w:r>
-        <w:t xml:space="preserve">Build mit PlatformIO, Bauweise wie bei den Sound-Mini-Repos.</w:t>
+        <w:t xml:space="preserve">Firmware (v4.01)</w:t>
+      </w:r>
+    </w:p>
+    <w:p>
+      <w:pPr>
+        <w:pStyle w:val="ListParagraph"/>
+        <w:numPr>
+          <w:ilvl w:val="0"/>
+          <w:numId w:val="2"/>
+        </w:numPr>
+      </w:pPr>
+      <w:r>
+        <w:t xml:space="preserve">Arduino-Sketch firmware/CRSF_Multiswitch, gleicher Quellcode fuer C3 und S3 (Board wird automatisch erkannt). Basis: MultiSwitch_ESP32_V3 v3.12.</w:t>
+      </w:r>
+    </w:p>
+    <w:p>
+      <w:pPr>
+        <w:pStyle w:val="ListParagraph"/>
+        <w:numPr>
+          <w:ilvl w:val="0"/>
+          <w:numId w:val="2"/>
+        </w:numPr>
+      </w:pPr>
+      <w:r>
+        <w:t xml:space="preserve">CRSF auf UART A, wahlweise SBUS. Modulkette ueber UART B (und UART C beim S3), Router mit CRC-Pruefung und Sendewarteschlange je Port.</w:t>
+      </w:r>
+    </w:p>
+    <w:p>
+      <w:pPr>
+        <w:pStyle w:val="ListParagraph"/>
+        <w:numPr>
+          <w:ilvl w:val="0"/>
+          <w:numId w:val="2"/>
+        </w:numPr>
+      </w:pPr>
+      <w:r>
+        <w:t xml:space="preserve">Jedes Modul der Kette hat eine eigene Adresse (0-15) und ist ueber Lua am Sender und ueber die Web-UI einzeln einstellbar.</w:t>
+      </w:r>
+    </w:p>
+    <w:p>
+      <w:pPr>
+        <w:pStyle w:val="ListParagraph"/>
+        <w:numPr>
+          <w:ilvl w:val="0"/>
+          <w:numId w:val="2"/>
+        </w:numPr>
+      </w:pPr>
+      <w:r>
+        <w:t xml:space="preserve">BOOT-Taster 3 s: WLAN-AP ein/aus. Status-LED (nur S3): aus, 500 ms, schnell bei Failsafe, Doppelblitz bei doppelter Adresse.</w:t>
       </w:r>
     </w:p>
     <w:p>
@@ -732,7 +732,7 @@
         </w:numPr>
       </w:pPr>
       <w:r>
-        <w:t xml:space="preserve">firmware/: Firmware (PlatformIO), noch nicht begonnen</w:t>
+        <w:t xml:space="preserve">firmware/: Firmware v4.01 (Arduino-Sketch, Details in firmware/README.md)</w:t>
       </w:r>
     </w:p>
     <w:p>
@@ -788,7 +788,7 @@
         </w:numPr>
       </w:pPr>
       <w:r>
-        <w:t xml:space="preserve">Firmware: noch nicht begonnen.</w:t>
+        <w:t xml:space="preserve">Firmware: v4.01 kompiliert fuer C3 und S3, noch nicht auf Hardware getestet.</w:t>
       </w:r>
     </w:p>
     <w:p>
@@ -844,7 +844,7 @@
         </w:numPr>
       </w:pPr>
       <w:r>
-        <w:t xml:space="preserve">Firmware schreiben</w:t>
+        <w:t xml:space="preserve">Firmware auf Hardware testen (Einzelmodul und Kette mit 2-3 Modulen)</w:t>
       </w:r>
     </w:p>
     <w:sectPr>

--- a/docs/Projektbeschreibung.docx
+++ b/docs/Projektbeschreibung.docx
@@ -47,7 +47,7 @@
         <w:spacing w:after="120"/>
       </w:pPr>
       <w:r>
-        <w:t xml:space="preserve">Gleiche Funktion wie die C3-Variante, aber mit dem ESP32-S3-Zero und einem dritten UART. Das PCB wurde vom C3-Layout uebernommen, nur die Leitungen am ESP32 muessen neu geroutet werden.</w:t>
+        <w:t xml:space="preserve">Gleiche Funktion wie die C3-Variante, aber mit dem ESP32-S3-Zero und einem dritten UART. Das PCB wurde vom C3-Layout uebernommen, die Leitungen am ESP32 sind neu verlegt (DRC steht noch aus).</w:t>
       </w:r>
     </w:p>
     <w:p>
@@ -776,7 +776,7 @@
         </w:numPr>
       </w:pPr>
       <w:r>
-        <w:t xml:space="preserve">Hardware: Schaltplan fertig, PCB uebernommen. 20 Verbindungen an U1 sind noch nicht geroutet, J6 nur vorlaeufig platziert.</w:t>
+        <w:t xml:space="preserve">Hardware: Schaltplan fertig, PCB vom C3 uebernommen und an U1 neu verlegt. DRC in KiCad steht noch aus, J6 nur vorlaeufig platziert.</w:t>
       </w:r>
     </w:p>
     <w:p>
@@ -808,7 +808,7 @@
         </w:numPr>
       </w:pPr>
       <w:r>
-        <w:t xml:space="preserve">Leiterbahnen an U1 routen, danach DRC</w:t>
+        <w:t xml:space="preserve">DRC in KiCad ausfuehren (an U1 sind laut PCB-Datei alle Anschluesse verlegt)</w:t>
       </w:r>
     </w:p>
     <w:p>

--- a/docs/Projektbeschreibung.docx
+++ b/docs/Projektbeschreibung.docx
@@ -7,7 +7,7 @@
         <w:pStyle w:val="Title"/>
       </w:pPr>
       <w:r>
-        <w:t xml:space="preserve">CRSF-Multiswitch-ESP32-S3</w:t>
+        <w:t>RC-Multiswitch-ESP32-S3</w:t>
       </w:r>
     </w:p>
     <w:p>
@@ -39,7 +39,7 @@
         <w:spacing w:after="120"/>
       </w:pPr>
       <w:r>
-        <w:t xml:space="preserve">CRSF-Multiswitch mit 8 Schaltkanaelen auf einem Waveshare ESP32-S3-Zero.</w:t>
+        <w:t>RC-Multiswitch mit 8 Schaltkanaelen auf einem Waveshare ESP32-S3-Zero.</w:t>
       </w:r>
     </w:p>
     <w:p>
@@ -664,7 +664,7 @@
         </w:numPr>
       </w:pPr>
       <w:r>
-        <w:t xml:space="preserve">Arduino-Sketch firmware/CRSF_Multiswitch, gleicher Quellcode fuer C3 und S3 (Board wird automatisch erkannt). Basis: MultiSwitch_ESP32_V3 v3.12.</w:t>
+        <w:t>Arduino-Sketch firmware/RC_Multiswitch, gleicher Quellcode fuer C3 und S3 (Board wird automatisch erkannt). Basis: MultiSwitch_ESP32_V3 v3.12.</w:t>
       </w:r>
     </w:p>
     <w:p>
@@ -849,6 +849,9 @@
     </w:p>
     <w:sectPr>
       <w:footerReference w:type="default" r:id="rId7"/>
+      <w:headerReference w:type="default" r:id="rId9"/>
+      <w:headerReference w:type="first" r:id="rId10"/>
+      <w:footerReference w:type="first" r:id="rId11"/>
       <w:pgSz w:w="11906" w:h="16838" w:orient="portrait"/>
       <w:pgMar w:top="1440" w:right="1440" w:bottom="1440" w:left="1440" w:header="708" w:footer="708" w:gutter="0"/>
       <w:pgNumType/>
@@ -911,7 +914,7 @@
         <w:sz w:val="18"/>
         <w:szCs w:val="18"/>
       </w:rPr>
-      <w:t xml:space="preserve">CRSF-Multiswitch-ESP32-S3  |  Seite </w:t>
+      <w:t xml:space="preserve">RC-Multiswitch-ESP32-S3  |  Seite </w:t>
     </w:r>
     <w:r>
       <w:rPr>
@@ -928,6 +931,16 @@
 </w:ftr>
 </file>
 
+<file path=word/footer2.xml><?xml version="1.0" encoding="utf-8"?>
+<w:ftr xmlns:m="http://schemas.openxmlformats.org/officeDocument/2006/math" xmlns:mc="http://schemas.openxmlformats.org/markup-compatibility/2006" xmlns:mo="http://schemas.microsoft.com/office/mac/office/2008/main" xmlns:mv="urn:schemas-microsoft-com:mac:vml" xmlns:o="urn:schemas-microsoft-com:office:office" xmlns:r="http://schemas.openxmlformats.org/officeDocument/2006/relationships" xmlns:v="urn:schemas-microsoft-com:vml" xmlns:w10="urn:schemas-microsoft-com:office:word" xmlns:w14="http://schemas.microsoft.com/office/word/2010/wordml" xmlns:w="http://schemas.openxmlformats.org/wordprocessingml/2006/main" xmlns:wne="http://schemas.microsoft.com/office/word/2006/wordml" xmlns:wp14="http://schemas.microsoft.com/office/word/2010/wordprocessingDrawing" xmlns:wp="http://schemas.openxmlformats.org/drawingml/2006/wordprocessingDrawing" xmlns:wpc="http://schemas.microsoft.com/office/word/2010/wordprocessingCanvas" xmlns:wpg="http://schemas.microsoft.com/office/word/2010/wordprocessingGroup" xmlns:wpi="http://schemas.microsoft.com/office/word/2010/wordprocessingInk" xmlns:wps="http://schemas.microsoft.com/office/word/2010/wordprocessingShape" mc:Ignorable="w14 wp14">
+  <w:p>
+    <w:pPr>
+      <w:pStyle w:val="Footer"/>
+    </w:pPr>
+  </w:p>
+</w:ftr>
+</file>
+
 <file path=word/footnotes.xml><?xml version="1.0" encoding="utf-8"?>
 <w:footnotes xmlns:wpc="http://schemas.microsoft.com/office/word/2010/wordprocessingCanvas" xmlns:mc="http://schemas.openxmlformats.org/markup-compatibility/2006" xmlns:o="urn:schemas-microsoft-com:office:office" xmlns:r="http://schemas.openxmlformats.org/officeDocument/2006/relationships" xmlns:m="http://schemas.openxmlformats.org/officeDocument/2006/math" xmlns:v="urn:schemas-microsoft-com:vml" xmlns:wp14="http://schemas.microsoft.com/office/word/2010/wordprocessingDrawing" xmlns:wp="http://schemas.openxmlformats.org/drawingml/2006/wordprocessingDrawing" xmlns:w10="urn:schemas-microsoft-com:office:word" xmlns:w="http://schemas.openxmlformats.org/wordprocessingml/2006/main" xmlns:w14="http://schemas.microsoft.com/office/word/2010/wordml" xmlns:w15="http://schemas.microsoft.com/office/word/2012/wordml" xmlns:wpg="http://schemas.microsoft.com/office/word/2010/wordprocessingGroup" xmlns:wpi="http://schemas.microsoft.com/office/word/2010/wordprocessingInk" xmlns:wne="http://schemas.microsoft.com/office/word/2006/wordml" xmlns:wps="http://schemas.microsoft.com/office/word/2010/wordprocessingShape" mc:Ignorable="w14 w15 wp14">
   <w:footnote w:type="separator" w:id="-1">
@@ -963,6 +976,26 @@
     </w:p>
   </w:footnote>
 </w:footnotes>
+</file>
+
+<file path=word/header1.xml><?xml version="1.0" encoding="utf-8"?>
+<w:hdr xmlns:m="http://schemas.openxmlformats.org/officeDocument/2006/math" xmlns:mc="http://schemas.openxmlformats.org/markup-compatibility/2006" xmlns:mo="http://schemas.microsoft.com/office/mac/office/2008/main" xmlns:mv="urn:schemas-microsoft-com:mac:vml" xmlns:o="urn:schemas-microsoft-com:office:office" xmlns:r="http://schemas.openxmlformats.org/officeDocument/2006/relationships" xmlns:v="urn:schemas-microsoft-com:vml" xmlns:w10="urn:schemas-microsoft-com:office:word" xmlns:w14="http://schemas.microsoft.com/office/word/2010/wordml" xmlns:w="http://schemas.openxmlformats.org/wordprocessingml/2006/main" xmlns:wne="http://schemas.microsoft.com/office/word/2006/wordml" xmlns:wp14="http://schemas.microsoft.com/office/word/2010/wordprocessingDrawing" xmlns:wp="http://schemas.openxmlformats.org/drawingml/2006/wordprocessingDrawing" xmlns:wpc="http://schemas.microsoft.com/office/word/2010/wordprocessingCanvas" xmlns:wpg="http://schemas.microsoft.com/office/word/2010/wordprocessingGroup" xmlns:wpi="http://schemas.microsoft.com/office/word/2010/wordprocessingInk" xmlns:wps="http://schemas.microsoft.com/office/word/2010/wordprocessingShape" mc:Ignorable="w14 wp14">
+  <w:p>
+    <w:pPr>
+      <w:pStyle w:val="Header"/>
+    </w:pPr>
+  </w:p>
+</w:hdr>
+</file>
+
+<file path=word/header2.xml><?xml version="1.0" encoding="utf-8"?>
+<w:hdr xmlns:m="http://schemas.openxmlformats.org/officeDocument/2006/math" xmlns:mc="http://schemas.openxmlformats.org/markup-compatibility/2006" xmlns:mo="http://schemas.microsoft.com/office/mac/office/2008/main" xmlns:mv="urn:schemas-microsoft-com:mac:vml" xmlns:o="urn:schemas-microsoft-com:office:office" xmlns:r="http://schemas.openxmlformats.org/officeDocument/2006/relationships" xmlns:v="urn:schemas-microsoft-com:vml" xmlns:w10="urn:schemas-microsoft-com:office:word" xmlns:w14="http://schemas.microsoft.com/office/word/2010/wordml" xmlns:w="http://schemas.openxmlformats.org/wordprocessingml/2006/main" xmlns:wne="http://schemas.microsoft.com/office/word/2006/wordml" xmlns:wp14="http://schemas.microsoft.com/office/word/2010/wordprocessingDrawing" xmlns:wp="http://schemas.openxmlformats.org/drawingml/2006/wordprocessingDrawing" xmlns:wpc="http://schemas.microsoft.com/office/word/2010/wordprocessingCanvas" xmlns:wpg="http://schemas.microsoft.com/office/word/2010/wordprocessingGroup" xmlns:wpi="http://schemas.microsoft.com/office/word/2010/wordprocessingInk" xmlns:wps="http://schemas.microsoft.com/office/word/2010/wordprocessingShape" mc:Ignorable="w14 wp14">
+  <w:p>
+    <w:pPr>
+      <w:pStyle w:val="Header"/>
+    </w:pPr>
+  </w:p>
+</w:hdr>
 </file>
 
 <file path=word/numbering.xml><?xml version="1.0" encoding="utf-8"?>

--- a/docs/Projektbeschreibung.docx
+++ b/docs/Projektbeschreibung.docx
@@ -23,7 +23,7 @@
           <w:iCs/>
           <w:color w:val="666666"/>
         </w:rPr>
-        <w:t xml:space="preserve">Projektbeschreibung, Stand 16.10.2026, Hardware v0.4 (PCB vom C3 uebertragen)</w:t>
+        <w:t xml:space="preserve">Projektbeschreibung, Stand 18.10.2026, Hardware v0.4 (PCB vom C3 uebertragen)</w:t>
       </w:r>
     </w:p>
     <w:p>
@@ -91,7 +91,7 @@
         </w:numPr>
       </w:pPr>
       <w:r>
-        <w:t xml:space="preserve">Versorgung des ESP32 aus +5 V des Empfaengers, Last getrennt mit 12-24 V</w:t>
+        <w:t xml:space="preserve">Versorgung des ESP32 aus +5 V des Empfaengers, Last getrennt mit 5-12 V</w:t>
       </w:r>
     </w:p>
     <w:p>
@@ -139,7 +139,7 @@
         </w:numPr>
       </w:pPr>
       <w:r>
-        <w:t xml:space="preserve">Lastspannung 12-24 V (VLOAD) an CN2 (JST PH 2), TVS-Diode P6KE33A als Schutz.</w:t>
+        <w:t xml:space="preserve">Lastspannung 5-12 V (VLOAD) an CN2 (JST PH 2), TVS-Diode P6KE18A als Schutz.</w:t>
       </w:r>
     </w:p>
     <w:p>
@@ -163,19 +163,19 @@
         </w:numPr>
       </w:pPr>
       <w:r>
-        <w:t xml:space="preserve">R9-R16 (THT 1/4 W, Standard 150 R) zwischen ULN-Ausgang und Stiftleiste J1, je nach Verbraucher waehlen.</w:t>
-      </w:r>
-    </w:p>
-    <w:p>
-      <w:pPr>
-        <w:pStyle w:val="ListParagraph"/>
-        <w:numPr>
-          <w:ilvl w:val="0"/>
-          <w:numId w:val="2"/>
-        </w:numPr>
-      </w:pPr>
-      <w:r>
-        <w:t xml:space="preserve">R1-R8 und LED1-LED8 (3 mm) als Kontroll-LED je Kanal, vom Steuersignal Sn gegen GND.</w:t>
+        <w:t xml:space="preserve">R9-R16 (THT 1/4 W) zwischen ULN-Ausgang und Stiftleiste J1: Es ist kein Wert vorgegeben. Der Anwender muss die Widerstaende selbst passend zu Verbraucher und Lastspannung (5-12 V) auslegen, Strom und Verlustleistung beachten.</w:t>
+      </w:r>
+    </w:p>
+    <w:p>
+      <w:pPr>
+        <w:pStyle w:val="ListParagraph"/>
+        <w:numPr>
+          <w:ilvl w:val="0"/>
+          <w:numId w:val="2"/>
+        </w:numPr>
+      </w:pPr>
+      <w:r>
+        <w:t xml:space="preserve">R1-R8 und LED1-LED8 (3 mm) als Kontroll-LED je Kanal, vom Steuersignal Sn (3,3 V) gegen GND. Auch hier legt der Anwender die Werte selbst fest. Eine Empfehlung fuer die Kontroll-LEDs ist auf der Platine aufgedruckt.</w:t>
       </w:r>
     </w:p>
     <w:p>
@@ -588,7 +588,7 @@
         </w:numPr>
       </w:pPr>
       <w:r>
-        <w:t xml:space="preserve">CN2 Last 12-24 V (JST PH 2, max. ca. 2 A je Kontakt)</w:t>
+        <w:t xml:space="preserve">CN2 Last 5-12 V (JST PH 2, max. ca. 2 A je Kontakt)</w:t>
       </w:r>
     </w:p>
     <w:p>
@@ -632,7 +632,7 @@
         </w:numPr>
       </w:pPr>
       <w:r>
-        <w:t xml:space="preserve">LED-Vorwiderstaende R1-R8 bei 3,3 V (ca. 5 mA): Rot/Gelb 270 R, Gruen 220 R, Blau/Weiss 56 R.</w:t>
+        <w:t xml:space="preserve">Empfehlung LED-Vorwiderstaende R1-R8 bei 3,3 V (ca. 5 mA, auch auf der Platine aufgedruckt): Rot/Gelb 270 R, Gruen 220 R, Blau/Weiss 56 R.</w:t>
       </w:r>
     </w:p>
     <w:p>
